--- a/tailored/cv_nordic-naturals_full-stack-developer-job-at-nordic-natur.docx
+++ b/tailored/cv_nordic-naturals_full-stack-developer-job-at-nordic-natur.docx
@@ -30,7 +30,7 @@
     </w:p>
     <w:p>
       <w:r>
-        <w:t>Senior Full Stack Developer with expertise in frontend-focused development using React, Next.js, and TypeScript. Experienced in building production-grade SaaS products, CMS systems, and e-commerce solutions from the ground up. Strong background in database development with SQL/ORM, Docker, and full-stack JavaScript/TypeScript technologies. Proficient in translating user journeys into effective mobile-first UIs that adhere to brand standards.</w:t>
+        <w:t>Full Stack Developer with expertise in building production-grade SaaS products using React, Next.js, and TypeScript. Experienced with e-commerce solutions, CMS systems, and custom applications. Strong frontend focus with comprehensive backend knowledge including database development with SQL/ORM, Docker, and cloud deployment. Proficient in the full software development lifecycle with experience using modern toolsets.</w:t>
       </w:r>
     </w:p>
     <w:p>
@@ -38,7 +38,7 @@
         <w:pStyle w:val="Heading2"/>
       </w:pPr>
       <w:r>
-        <w:t>PROFESSIONAL EXPERIENCE</w:t>
+        <w:t>EXPERIENCE</w:t>
       </w:r>
     </w:p>
     <w:p>
@@ -59,7 +59,15 @@
         <w:pStyle w:val="ListBullet"/>
       </w:pPr>
       <w:r>
-        <w:t>Owned the full authentication and access control layer: JWT-based auth and a flexible RBAC system</w:t>
+        <w:t>Built fully customizable admin dashboards for collections, media uploads, user roles, and system settings</w:t>
+      </w:r>
+    </w:p>
+    <w:p>
+      <w:pPr>
+        <w:pStyle w:val="ListBullet"/>
+      </w:pPr>
+      <w:r>
+        <w:t>Delivered pixel-perfect, responsive UIs with Tailwind CSS, adhering to strict a11y and SEO standards</w:t>
       </w:r>
     </w:p>
     <w:p>
@@ -75,7 +83,7 @@
         <w:pStyle w:val="ListBullet"/>
       </w:pPr>
       <w:r>
-        <w:t>Optimized performance and UX through SSR, caching, lazy loading, code splitting, and API improvements</w:t>
+        <w:t>Owned authentication and access control layer with JWT-based auth and flexible RBAC system</w:t>
       </w:r>
     </w:p>
     <w:p>
@@ -83,15 +91,7 @@
         <w:pStyle w:val="ListBullet"/>
       </w:pPr>
       <w:r>
-        <w:t>Built a fully customizable admin dashboard for collections, media uploads, user roles, and system settings</w:t>
-      </w:r>
-    </w:p>
-    <w:p>
-      <w:pPr>
-        <w:pStyle w:val="ListBullet"/>
-      </w:pPr>
-      <w:r>
-        <w:t>Delivered pixel-perfect, responsive UIs from Figma designs with Tailwind CSS, strict a11y and SEO standards</w:t>
+        <w:t>Optimized performance through SSR, caching, lazy loading, and code splitting</w:t>
       </w:r>
     </w:p>
     <w:p>
@@ -104,7 +104,7 @@
     </w:p>
     <w:p>
       <w:r>
-        <w:t>**Nextly** | Enterprise Headless CMS &amp; SaaS Framework (Live)</w:t>
+        <w:t>**Nextly** - Enterprise Headless CMS &amp; SaaS Framework</w:t>
       </w:r>
     </w:p>
     <w:p>
@@ -112,7 +112,7 @@
         <w:pStyle w:val="ListBullet"/>
       </w:pPr>
       <w:r>
-        <w:t>TypeScript-first CMS framework for content-driven products inside Next.js</w:t>
+        <w:t>Built a TypeScript-first CMS framework for content-driven products using Next.js, comparable to Payload CMS</w:t>
       </w:r>
     </w:p>
     <w:p>
@@ -120,7 +120,7 @@
         <w:pStyle w:val="ListBullet"/>
       </w:pPr>
       <w:r>
-        <w:t>Dual-mode content workflow: code-defined models plus drag-and-drop visual builder</w:t>
+        <w:t>Implemented dual-mode content workflow: code-defined models plus drag-and-drop visual builder</w:t>
       </w:r>
     </w:p>
     <w:p>
@@ -128,7 +128,7 @@
         <w:pStyle w:val="ListBullet"/>
       </w:pPr>
       <w:r>
-        <w:t>RBAC with permissions for team content access</w:t>
+        <w:t>Created pluggable database adapters supporting PostgreSQL, MySQL, and SQLite via Drizzle ORM</w:t>
       </w:r>
     </w:p>
     <w:p>
@@ -136,7 +136,12 @@
         <w:pStyle w:val="ListBullet"/>
       </w:pPr>
       <w:r>
-        <w:t>PostgreSQL, MySQL, SQLite via pluggable Drizzle ORM adapters</w:t>
+        <w:t>Developed containerized solution with Docker and CI/CD on Vercel</w:t>
+      </w:r>
+    </w:p>
+    <w:p>
+      <w:r>
+        <w:t>**RextAI** - AI-Powered Content Intelligence Platform</w:t>
       </w:r>
     </w:p>
     <w:p>
@@ -144,12 +149,7 @@
         <w:pStyle w:val="ListBullet"/>
       </w:pPr>
       <w:r>
-        <w:t>Fully containerized with Docker; reproducible builds and CI/CD on Vercel</w:t>
-      </w:r>
-    </w:p>
-    <w:p>
-      <w:r>
-        <w:t>**RextAI** | AI-Powered Content Intelligence Platform (Live)</w:t>
+        <w:t>Developed SaaS platform for AI-driven content generation and workflow automation</w:t>
       </w:r>
     </w:p>
     <w:p>
@@ -157,7 +157,7 @@
         <w:pStyle w:val="ListBullet"/>
       </w:pPr>
       <w:r>
-        <w:t>SaaS platform for AI-driven content generation, editing, and workflow automation</w:t>
+        <w:t>Built AI article generation editor with keyword input and optimization controls</w:t>
       </w:r>
     </w:p>
     <w:p>
@@ -165,7 +165,12 @@
         <w:pStyle w:val="ListBullet"/>
       </w:pPr>
       <w:r>
-        <w:t>AI article generation editor with keyword input and E-E-A-T optimization controls</w:t>
+        <w:t>Implemented CMS auto-publish integration with WordPress, Webflow, and Ghost APIs</w:t>
+      </w:r>
+    </w:p>
+    <w:p>
+      <w:r>
+        <w:t>**21Century Equipment &amp; 4Rivers Equipment** - B2B E-Commerce Platforms</w:t>
       </w:r>
     </w:p>
     <w:p>
@@ -173,7 +178,7 @@
         <w:pStyle w:val="ListBullet"/>
       </w:pPr>
       <w:r>
-        <w:t>One-click CMS auto-publish integrating WordPress, Webflow, and Ghost APIs</w:t>
+        <w:t>Developed enterprise e-commerce and rental platforms using Next.js, React, and Redux Toolkit</w:t>
       </w:r>
     </w:p>
     <w:p>
@@ -181,12 +186,20 @@
         <w:pStyle w:val="ListBullet"/>
       </w:pPr>
       <w:r>
-        <w:t>Frontend performance via SSR, caching, lazy loading, code splitting</w:t>
+        <w:t>Integrated Stripe payment processing and Google Maps API for location-based services</w:t>
+      </w:r>
+    </w:p>
+    <w:p>
+      <w:pPr>
+        <w:pStyle w:val="Heading2"/>
+      </w:pPr>
+      <w:r>
+        <w:t>EDUCATION</w:t>
       </w:r>
     </w:p>
     <w:p>
       <w:r>
-        <w:t>**21Century Equipment** | B2B Equipment Management Platform (Live)</w:t>
+        <w:t>**BS in Computer Science** | University of Haripur | Aug 2020 - Aug 2024</w:t>
       </w:r>
     </w:p>
     <w:p>
@@ -194,36 +207,7 @@
         <w:pStyle w:val="ListBullet"/>
       </w:pPr>
       <w:r>
-        <w:t>Built with Next.js, React, Redux Toolkit, Stripe, and Google Maps API</w:t>
-      </w:r>
-    </w:p>
-    <w:p>
-      <w:pPr>
-        <w:pStyle w:val="ListBullet"/>
-      </w:pPr>
-      <w:r>
-        <w:t>Custom e-commerce solution for equipment management</w:t>
-      </w:r>
-    </w:p>
-    <w:p>
-      <w:r>
-        <w:t>**4Rivers Equipment** | Enterprise E-Commerce &amp; Rental Platform (Live)</w:t>
-      </w:r>
-    </w:p>
-    <w:p>
-      <w:pPr>
-        <w:pStyle w:val="ListBullet"/>
-      </w:pPr>
-      <w:r>
-        <w:t>Developed with Next.js, React, Redux Toolkit, Stripe, and Google Maps</w:t>
-      </w:r>
-    </w:p>
-    <w:p>
-      <w:pPr>
-        <w:pStyle w:val="ListBullet"/>
-      </w:pPr>
-      <w:r>
-        <w:t>Custom e-commerce platform for equipment sales and rentals</w:t>
+        <w:t>Haripur, Pakistan</w:t>
       </w:r>
     </w:p>
     <w:p>
@@ -236,152 +220,32 @@
     </w:p>
     <w:p>
       <w:r>
-        <w:t>**Frontend Development**</w:t>
-      </w:r>
-    </w:p>
-    <w:p>
-      <w:pPr>
-        <w:pStyle w:val="ListBullet"/>
-      </w:pPr>
-      <w:r>
-        <w:t>React.js, Next.js (App Router, Server Components, SSR/ISR)</w:t>
-      </w:r>
-    </w:p>
-    <w:p>
-      <w:pPr>
-        <w:pStyle w:val="ListBullet"/>
-      </w:pPr>
-      <w:r>
-        <w:t>TypeScript, JavaScript (ES6+)</w:t>
-      </w:r>
-    </w:p>
-    <w:p>
-      <w:pPr>
-        <w:pStyle w:val="ListBullet"/>
-      </w:pPr>
-      <w:r>
-        <w:t>HTML5, CSS3, Tailwind CSS</w:t>
-      </w:r>
-    </w:p>
-    <w:p>
-      <w:pPr>
-        <w:pStyle w:val="ListBullet"/>
-      </w:pPr>
-      <w:r>
-        <w:t>Redux Toolkit, TanStack Query</w:t>
-      </w:r>
-    </w:p>
-    <w:p>
-      <w:pPr>
-        <w:pStyle w:val="ListBullet"/>
-      </w:pPr>
-      <w:r>
-        <w:t>Component architecture, Lazy Loading, Code Splitting, SEO, a11y, Performance Optimization</w:t>
+        <w:t>**Frontend**: React.js, Next.js, TypeScript, HTML5, CSS3, Tailwind CSS, Redux Toolkit, TanStack Query</w:t>
       </w:r>
     </w:p>
     <w:p>
       <w:r>
-        <w:t>**Backend Development**</w:t>
-      </w:r>
-    </w:p>
-    <w:p>
-      <w:pPr>
-        <w:pStyle w:val="ListBullet"/>
-      </w:pPr>
-      <w:r>
-        <w:t>Node.js, Express.js, NestJS</w:t>
-      </w:r>
-    </w:p>
-    <w:p>
-      <w:pPr>
-        <w:pStyle w:val="ListBullet"/>
-      </w:pPr>
-      <w:r>
-        <w:t>REST API Design, JWT / OAuth2 Authentication, RBAC</w:t>
+        <w:t>**Backend**: Node.js, Express.js, NestJS, REST API Design, JWT/OAuth2 Authentication</w:t>
       </w:r>
     </w:p>
     <w:p>
       <w:r>
-        <w:t>**Database &amp; ORM**</w:t>
-      </w:r>
-    </w:p>
-    <w:p>
-      <w:pPr>
-        <w:pStyle w:val="ListBullet"/>
-      </w:pPr>
-      <w:r>
-        <w:t>PostgreSQL, MySQL, SQLite, MongoDB</w:t>
-      </w:r>
-    </w:p>
-    <w:p>
-      <w:pPr>
-        <w:pStyle w:val="ListBullet"/>
-      </w:pPr>
-      <w:r>
-        <w:t>Drizzle ORM, Firebase, Supabase</w:t>
+        <w:t>**Databases**: PostgreSQL, MySQL, SQLite, MongoDB, Drizzle ORM, Firebase, Supabase</w:t>
       </w:r>
     </w:p>
     <w:p>
       <w:r>
-        <w:t>**DevOps &amp; Tools**</w:t>
-      </w:r>
-    </w:p>
-    <w:p>
-      <w:pPr>
-        <w:pStyle w:val="ListBullet"/>
-      </w:pPr>
-      <w:r>
-        <w:t>Docker, Vercel (CI/CD, Edge Functions)</w:t>
-      </w:r>
-    </w:p>
-    <w:p>
-      <w:pPr>
-        <w:pStyle w:val="ListBullet"/>
-      </w:pPr>
-      <w:r>
-        <w:t>Git, GitHub, Bitbucket</w:t>
-      </w:r>
-    </w:p>
-    <w:p>
-      <w:pPr>
-        <w:pStyle w:val="ListBullet"/>
-      </w:pPr>
-      <w:r>
-        <w:t>Figma, JIRA, Atlassian tools</w:t>
-      </w:r>
-    </w:p>
-    <w:p>
-      <w:pPr>
-        <w:pStyle w:val="ListBullet"/>
-      </w:pPr>
-      <w:r>
-        <w:t>Stripe API, Google Maps API</w:t>
+        <w:t>**DevOps**: Docker, Vercel, AWS Amplify, GitHub Actions</w:t>
       </w:r>
     </w:p>
     <w:p>
       <w:r>
-        <w:t>**AI Integration**</w:t>
-      </w:r>
-    </w:p>
-    <w:p>
-      <w:pPr>
-        <w:pStyle w:val="ListBullet"/>
-      </w:pPr>
-      <w:r>
-        <w:t>LangChain, LangGraph, OpenAI API</w:t>
-      </w:r>
-    </w:p>
-    <w:p>
-      <w:pPr>
-        <w:pStyle w:val="Heading2"/>
-      </w:pPr>
-      <w:r>
-        <w:t>EDUCATION</w:t>
+        <w:t>**Tools**: Git, GitHub, JIRA, Figma, Stripe API, Google Maps API</w:t>
       </w:r>
     </w:p>
     <w:p>
       <w:r>
-        <w:t>**Bachelor of Science in Computer Science** | University of Haripur | Aug 2020 - Aug 2024</w:t>
+        <w:t>**Practices**: Component Architecture, SEO, a11y, Performance Optimization, Agile/Scrum methodology</w:t>
       </w:r>
     </w:p>
     <w:p>
